--- a/business_document/04_rfp_and_tenders/DOC-26_Functional_Compliance_Matrix.docx
+++ b/business_document/04_rfp_and_tenders/DOC-26_Functional_Compliance_Matrix.docx
@@ -40,7 +40,7 @@
           <w:color w:val="1E2660"/>
           <w:sz w:val="38"/>
         </w:rPr>
-        <w:t>100% Functional Compliance Response Matrix Library</w:t>
+        <w:t>Functional Compliance Response Matrix (N = 100) Library</w:t>
       </w:r>
     </w:p>
     <w:p>
@@ -1503,7 +1503,7 @@
                 <w:color w:val="222222"/>
                 <w:sz w:val="18"/>
               </w:rPr>
-              <w:t>Embedded neural liveness check exceeding 85% facial confidence threshold per BFIU guidelines.</w:t>
+              <w:t>Embedded neural liveness check exceeding the configured facial-match threshold (95%) with NIDW liveness checks.</w:t>
             </w:r>
           </w:p>
         </w:tc>
@@ -1612,7 +1612,7 @@
                 <w:color w:val="222222"/>
                 <w:sz w:val="18"/>
               </w:rPr>
-              <w:t>Native Tesseract/PDF OCR pipeline populating application forms with 99.2% field accuracy.</w:t>
+              <w:t>Native Tesseract/PDF OCR pipeline populating application forms with high field accuracy (see QA evidence).</w:t>
             </w:r>
           </w:p>
         </w:tc>
@@ -4082,7 +4082,7 @@
                 <w:color w:val="222222"/>
                 <w:sz w:val="18"/>
               </w:rPr>
-              <w:t>Automated handoff to Core Banking System (Finacle, T24, FLEXCUBE, Flora Bank, PC-Bank) for account opening.</w:t>
+              <w:t>Automated handoff to Core Banking System (Finacle, T24, FLEXCUBE, Flora Bank, BankUltimus) for account opening.</w:t>
             </w:r>
           </w:p>
         </w:tc>
@@ -5093,7 +5093,7 @@
         <w:color w:val="555555"/>
         <w:sz w:val="16"/>
       </w:rPr>
-      <w:t>Unisoft Loan Management System (ULMS v2.0) — 100% Functional Compliance Response Matrix Li</w:t>
+      <w:t>Unisoft Loan Management System (ULMS v2.0) — Functional Compliance Response Matrix (N = 100) Li</w:t>
     </w:r>
   </w:p>
 </w:hdr>
